--- a/07_publication/script/markdown/dna_pub/phs-offdev-cover.docx
+++ b/07_publication/script/markdown/dna_pub/phs-offdev-cover.docx
@@ -1,6 +1,6 @@
 
 <file path=word/document.xml><?xml version="1.0" encoding="utf-8"?>
-<w:document xmlns:wpc="http://schemas.microsoft.com/office/word/2010/wordprocessingCanvas" xmlns:cx="http://schemas.microsoft.com/office/drawing/2014/chartex" xmlns:cx1="http://schemas.microsoft.com/office/drawing/2015/9/8/chartex" xmlns:cx2="http://schemas.microsoft.com/office/drawing/2015/10/21/chartex" xmlns:cx3="http://schemas.microsoft.com/office/drawing/2016/5/9/chartex" xmlns:cx4="http://schemas.microsoft.com/office/drawing/2016/5/10/chartex" xmlns:cx5="http://schemas.microsoft.com/office/drawing/2016/5/11/chartex" xmlns:cx6="http://schemas.microsoft.com/office/drawing/2016/5/12/chartex" xmlns:cx7="http://schemas.microsoft.com/office/drawing/2016/5/13/chartex" xmlns:cx8="http://schemas.microsoft.com/office/drawing/2016/5/14/chartex" xmlns:mc="http://schemas.openxmlformats.org/markup-compatibility/2006" xmlns:aink="http://schemas.microsoft.com/office/drawing/2016/ink" xmlns:am3d="http://schemas.microsoft.com/office/drawing/2017/model3d" xmlns:o="urn:schemas-microsoft-com:office:office" xmlns:oel="http://schemas.microsoft.com/office/2019/extlst" xmlns:r="http://schemas.openxmlformats.org/officeDocument/2006/relationships" xmlns:m="http://schemas.openxmlformats.org/officeDocument/2006/math" xmlns:v="urn:schemas-microsoft-com:vml" xmlns:wp14="http://schemas.microsoft.com/office/word/2010/wordprocessingDrawing" xmlns:wp="http://schemas.openxmlformats.org/drawingml/2006/wordprocessingDrawing" xmlns:w10="urn:schemas-microsoft-com:office:word" xmlns:w="http://schemas.openxmlformats.org/wordprocessingml/2006/main" xmlns:w14="http://schemas.microsoft.com/office/word/2010/wordml" xmlns:w15="http://schemas.microsoft.com/office/word/2012/wordml" xmlns:w16cex="http://schemas.microsoft.com/office/word/2018/wordml/cex" xmlns:w16cid="http://schemas.microsoft.com/office/word/2016/wordml/cid" xmlns:w16="http://schemas.microsoft.com/office/word/2018/wordml" xmlns:w16du="http://schemas.microsoft.com/office/word/2023/wordml/word16du" xmlns:w16sdtdh="http://schemas.microsoft.com/office/word/2020/wordml/sdtdatahash" xmlns:w16se="http://schemas.microsoft.com/office/word/2015/wordml/symex" xmlns:wpg="http://schemas.microsoft.com/office/word/2010/wordprocessingGroup" xmlns:wpi="http://schemas.microsoft.com/office/word/2010/wordprocessingInk" xmlns:wne="http://schemas.microsoft.com/office/word/2006/wordml" xmlns:wps="http://schemas.microsoft.com/office/word/2010/wordprocessingShape" mc:Ignorable="w14 w15 w16se w16cid w16 w16cex w16sdtdh w16du wp14">
+<w:document xmlns:wpc="http://schemas.microsoft.com/office/word/2010/wordprocessingCanvas" xmlns:cx="http://schemas.microsoft.com/office/drawing/2014/chartex" xmlns:cx1="http://schemas.microsoft.com/office/drawing/2015/9/8/chartex" xmlns:cx2="http://schemas.microsoft.com/office/drawing/2015/10/21/chartex" xmlns:cx3="http://schemas.microsoft.com/office/drawing/2016/5/9/chartex" xmlns:cx4="http://schemas.microsoft.com/office/drawing/2016/5/10/chartex" xmlns:cx5="http://schemas.microsoft.com/office/drawing/2016/5/11/chartex" xmlns:cx6="http://schemas.microsoft.com/office/drawing/2016/5/12/chartex" xmlns:cx7="http://schemas.microsoft.com/office/drawing/2016/5/13/chartex" xmlns:cx8="http://schemas.microsoft.com/office/drawing/2016/5/14/chartex" xmlns:mc="http://schemas.openxmlformats.org/markup-compatibility/2006" xmlns:aink="http://schemas.microsoft.com/office/drawing/2016/ink" xmlns:am3d="http://schemas.microsoft.com/office/drawing/2017/model3d" xmlns:o="urn:schemas-microsoft-com:office:office" xmlns:oel="http://schemas.microsoft.com/office/2019/extlst" xmlns:r="http://schemas.openxmlformats.org/officeDocument/2006/relationships" xmlns:m="http://schemas.openxmlformats.org/officeDocument/2006/math" xmlns:v="urn:schemas-microsoft-com:vml" xmlns:wp14="http://schemas.microsoft.com/office/word/2010/wordprocessingDrawing" xmlns:wp="http://schemas.openxmlformats.org/drawingml/2006/wordprocessingDrawing" xmlns:w10="urn:schemas-microsoft-com:office:word" xmlns:w="http://schemas.openxmlformats.org/wordprocessingml/2006/main" xmlns:w14="http://schemas.microsoft.com/office/word/2010/wordml" xmlns:w15="http://schemas.microsoft.com/office/word/2012/wordml" xmlns:w16cex="http://schemas.microsoft.com/office/word/2018/wordml/cex" xmlns:w16cid="http://schemas.microsoft.com/office/word/2016/wordml/cid" xmlns:w16="http://schemas.microsoft.com/office/word/2018/wordml" xmlns:w16du="http://schemas.microsoft.com/office/word/2023/wordml/word16du" xmlns:w16sdtdh="http://schemas.microsoft.com/office/word/2020/wordml/sdtdatahash" xmlns:w16sdtfl="http://schemas.microsoft.com/office/word/2024/wordml/sdtformatlock" xmlns:w16se="http://schemas.microsoft.com/office/word/2015/wordml/symex" xmlns:wpg="http://schemas.microsoft.com/office/word/2010/wordprocessingGroup" xmlns:wpi="http://schemas.microsoft.com/office/word/2010/wordprocessingInk" xmlns:wne="http://schemas.microsoft.com/office/word/2006/wordml" xmlns:wps="http://schemas.microsoft.com/office/word/2010/wordprocessingShape" mc:Ignorable="w14 w15 w16se w16cid w16 w16cex w16sdtdh w16sdtfl w16du wp14">
   <w:body>
     <w:p>
       <w:pPr>
@@ -98,12 +98,12 @@
                       </wps:spPr>
                       <wps:txbx>
                         <w:txbxContent>
-                          <w:bookmarkStart w:id="1" w:name="_Toc324429979" w:displacedByCustomXml="next"/>
-                          <w:bookmarkStart w:id="2" w:name="_Toc324429932" w:displacedByCustomXml="next"/>
-                          <w:bookmarkStart w:id="3" w:name="_Toc323040046" w:displacedByCustomXml="next"/>
-                          <w:bookmarkStart w:id="4" w:name="_Toc322600037" w:displacedByCustomXml="next"/>
-                          <w:bookmarkStart w:id="5" w:name="_Toc322600015" w:displacedByCustomXml="next"/>
-                          <w:bookmarkStart w:id="6" w:name="_Toc322599008" w:displacedByCustomXml="next"/>
+                          <w:bookmarkStart w:id="1" w:name="_Toc322599008" w:displacedByCustomXml="next"/>
+                          <w:bookmarkStart w:id="2" w:name="_Toc322600015" w:displacedByCustomXml="next"/>
+                          <w:bookmarkStart w:id="3" w:name="_Toc322600037" w:displacedByCustomXml="next"/>
+                          <w:bookmarkStart w:id="4" w:name="_Toc323040046" w:displacedByCustomXml="next"/>
+                          <w:bookmarkStart w:id="5" w:name="_Toc324429932" w:displacedByCustomXml="next"/>
+                          <w:bookmarkStart w:id="6" w:name="_Toc324429979" w:displacedByCustomXml="next"/>
                           <w:sdt>
                             <w:sdtPr>
                               <w:alias w:val="Title"/>
@@ -198,12 +198,12 @@
               <v:shape id="Text Box 2" o:spid="_x0000_s1026" type="#_x0000_t202" style="width:439.35pt;height:305.15pt;visibility:visible;mso-wrap-style:square;mso-left-percent:-10001;mso-top-percent:-10001;mso-position-horizontal:absolute;mso-position-horizontal-relative:char;mso-position-vertical:absolute;mso-position-vertical-relative:line;mso-left-percent:-10001;mso-top-percent:-10001;v-text-anchor:top" o:gfxdata="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" filled="f" stroked="f">
                 <v:textbox>
                   <w:txbxContent>
-                    <w:bookmarkStart w:id="7" w:name="_Toc324429979" w:displacedByCustomXml="next"/>
-                    <w:bookmarkStart w:id="8" w:name="_Toc324429932" w:displacedByCustomXml="next"/>
-                    <w:bookmarkStart w:id="9" w:name="_Toc323040046" w:displacedByCustomXml="next"/>
-                    <w:bookmarkStart w:id="10" w:name="_Toc322600037" w:displacedByCustomXml="next"/>
-                    <w:bookmarkStart w:id="11" w:name="_Toc322600015" w:displacedByCustomXml="next"/>
-                    <w:bookmarkStart w:id="12" w:name="_Toc322599008" w:displacedByCustomXml="next"/>
+                    <w:bookmarkStart w:id="7" w:name="_Toc322599008" w:displacedByCustomXml="next"/>
+                    <w:bookmarkStart w:id="8" w:name="_Toc322600015" w:displacedByCustomXml="next"/>
+                    <w:bookmarkStart w:id="9" w:name="_Toc322600037" w:displacedByCustomXml="next"/>
+                    <w:bookmarkStart w:id="10" w:name="_Toc323040046" w:displacedByCustomXml="next"/>
+                    <w:bookmarkStart w:id="11" w:name="_Toc324429932" w:displacedByCustomXml="next"/>
+                    <w:bookmarkStart w:id="12" w:name="_Toc324429979" w:displacedByCustomXml="next"/>
                     <w:sdt>
                       <w:sdtPr>
                         <w:alias w:val="Title"/>
@@ -400,7 +400,7 @@
           <w:noProof/>
         </w:rPr>
         <w:drawing>
-          <wp:inline distT="0" distB="0" distL="0" distR="0" wp14:anchorId="7406B6D7" wp14:editId="289A2BE5">
+          <wp:inline distT="0" distB="0" distL="0" distR="0" wp14:anchorId="7406B6D7" wp14:editId="2D9FA611">
             <wp:extent cx="277327" cy="273579"/>
             <wp:effectExtent l="0" t="0" r="8890" b="0"/>
             <wp:docPr id="9" name="Picture 9">
@@ -476,7 +476,7 @@
           <w:noProof/>
         </w:rPr>
         <w:drawing>
-          <wp:inline distT="0" distB="0" distL="0" distR="0" wp14:anchorId="0681DD02" wp14:editId="042F609D">
+          <wp:inline distT="0" distB="0" distL="0" distR="0" wp14:anchorId="0681DD02" wp14:editId="389E57EB">
             <wp:extent cx="277327" cy="277327"/>
             <wp:effectExtent l="0" t="0" r="8890" b="8890"/>
             <wp:docPr id="8" name="Picture 8">
@@ -567,12 +567,6 @@
       </w:pPr>
       <w:r>
         <w:t>© Public Health Scotland</w:t>
-      </w:r>
-      <w:r>
-        <w:t xml:space="preserve"> </w:t>
-      </w:r>
-      <w:r>
-        <w:t>2024</w:t>
       </w:r>
     </w:p>
     <w:p>
@@ -664,7 +658,7 @@
           <w:rStyle w:val="Hyperlink"/>
         </w:rPr>
       </w:pPr>
-      <w:bookmarkStart w:id="13" w:name="_Hlk87523849"/>
+      <w:bookmarkStart w:id="19" w:name="_Hlk87523849"/>
       <w:r>
         <w:t xml:space="preserve">For more information, visit </w:t>
       </w:r>
@@ -778,7 +772,7 @@
         <w:t xml:space="preserve"> </w:t>
       </w:r>
     </w:p>
-    <w:bookmarkEnd w:id="13"/>
+    <w:bookmarkEnd w:id="19"/>
     <w:p>
       <w:pPr>
         <w:rPr>
@@ -1004,7 +998,7 @@
 </file>
 
 <file path=word/endnotes.xml><?xml version="1.0" encoding="utf-8"?>
-<w:endnotes xmlns:wpc="http://schemas.microsoft.com/office/word/2010/wordprocessingCanvas" xmlns:cx="http://schemas.microsoft.com/office/drawing/2014/chartex" xmlns:cx1="http://schemas.microsoft.com/office/drawing/2015/9/8/chartex" xmlns:cx2="http://schemas.microsoft.com/office/drawing/2015/10/21/chartex" xmlns:cx3="http://schemas.microsoft.com/office/drawing/2016/5/9/chartex" xmlns:cx4="http://schemas.microsoft.com/office/drawing/2016/5/10/chartex" xmlns:cx5="http://schemas.microsoft.com/office/drawing/2016/5/11/chartex" xmlns:cx6="http://schemas.microsoft.com/office/drawing/2016/5/12/chartex" xmlns:cx7="http://schemas.microsoft.com/office/drawing/2016/5/13/chartex" xmlns:cx8="http://schemas.microsoft.com/office/drawing/2016/5/14/chartex" xmlns:mc="http://schemas.openxmlformats.org/markup-compatibility/2006" xmlns:aink="http://schemas.microsoft.com/office/drawing/2016/ink" xmlns:am3d="http://schemas.microsoft.com/office/drawing/2017/model3d" xmlns:o="urn:schemas-microsoft-com:office:office" xmlns:oel="http://schemas.microsoft.com/office/2019/extlst" xmlns:r="http://schemas.openxmlformats.org/officeDocument/2006/relationships" xmlns:m="http://schemas.openxmlformats.org/officeDocument/2006/math" xmlns:v="urn:schemas-microsoft-com:vml" xmlns:wp14="http://schemas.microsoft.com/office/word/2010/wordprocessingDrawing" xmlns:wp="http://schemas.openxmlformats.org/drawingml/2006/wordprocessingDrawing" xmlns:w10="urn:schemas-microsoft-com:office:word" xmlns:w="http://schemas.openxmlformats.org/wordprocessingml/2006/main" xmlns:w14="http://schemas.microsoft.com/office/word/2010/wordml" xmlns:w15="http://schemas.microsoft.com/office/word/2012/wordml" xmlns:w16cex="http://schemas.microsoft.com/office/word/2018/wordml/cex" xmlns:w16cid="http://schemas.microsoft.com/office/word/2016/wordml/cid" xmlns:w16="http://schemas.microsoft.com/office/word/2018/wordml" xmlns:w16du="http://schemas.microsoft.com/office/word/2023/wordml/word16du" xmlns:w16sdtdh="http://schemas.microsoft.com/office/word/2020/wordml/sdtdatahash" xmlns:w16se="http://schemas.microsoft.com/office/word/2015/wordml/symex" xmlns:wpg="http://schemas.microsoft.com/office/word/2010/wordprocessingGroup" xmlns:wpi="http://schemas.microsoft.com/office/word/2010/wordprocessingInk" xmlns:wne="http://schemas.microsoft.com/office/word/2006/wordml" xmlns:wps="http://schemas.microsoft.com/office/word/2010/wordprocessingShape" mc:Ignorable="w14 w15 w16se w16cid w16 w16cex w16sdtdh w16du wp14">
+<w:endnotes xmlns:wpc="http://schemas.microsoft.com/office/word/2010/wordprocessingCanvas" xmlns:cx="http://schemas.microsoft.com/office/drawing/2014/chartex" xmlns:cx1="http://schemas.microsoft.com/office/drawing/2015/9/8/chartex" xmlns:cx2="http://schemas.microsoft.com/office/drawing/2015/10/21/chartex" xmlns:cx3="http://schemas.microsoft.com/office/drawing/2016/5/9/chartex" xmlns:cx4="http://schemas.microsoft.com/office/drawing/2016/5/10/chartex" xmlns:cx5="http://schemas.microsoft.com/office/drawing/2016/5/11/chartex" xmlns:cx6="http://schemas.microsoft.com/office/drawing/2016/5/12/chartex" xmlns:cx7="http://schemas.microsoft.com/office/drawing/2016/5/13/chartex" xmlns:cx8="http://schemas.microsoft.com/office/drawing/2016/5/14/chartex" xmlns:mc="http://schemas.openxmlformats.org/markup-compatibility/2006" xmlns:aink="http://schemas.microsoft.com/office/drawing/2016/ink" xmlns:am3d="http://schemas.microsoft.com/office/drawing/2017/model3d" xmlns:o="urn:schemas-microsoft-com:office:office" xmlns:oel="http://schemas.microsoft.com/office/2019/extlst" xmlns:r="http://schemas.openxmlformats.org/officeDocument/2006/relationships" xmlns:m="http://schemas.openxmlformats.org/officeDocument/2006/math" xmlns:v="urn:schemas-microsoft-com:vml" xmlns:wp14="http://schemas.microsoft.com/office/word/2010/wordprocessingDrawing" xmlns:wp="http://schemas.openxmlformats.org/drawingml/2006/wordprocessingDrawing" xmlns:w10="urn:schemas-microsoft-com:office:word" xmlns:w="http://schemas.openxmlformats.org/wordprocessingml/2006/main" xmlns:w14="http://schemas.microsoft.com/office/word/2010/wordml" xmlns:w15="http://schemas.microsoft.com/office/word/2012/wordml" xmlns:w16cex="http://schemas.microsoft.com/office/word/2018/wordml/cex" xmlns:w16cid="http://schemas.microsoft.com/office/word/2016/wordml/cid" xmlns:w16="http://schemas.microsoft.com/office/word/2018/wordml" xmlns:w16du="http://schemas.microsoft.com/office/word/2023/wordml/word16du" xmlns:w16sdtdh="http://schemas.microsoft.com/office/word/2020/wordml/sdtdatahash" xmlns:w16sdtfl="http://schemas.microsoft.com/office/word/2024/wordml/sdtformatlock" xmlns:w16se="http://schemas.microsoft.com/office/word/2015/wordml/symex" xmlns:wpg="http://schemas.microsoft.com/office/word/2010/wordprocessingGroup" xmlns:wpi="http://schemas.microsoft.com/office/word/2010/wordprocessingInk" xmlns:wne="http://schemas.microsoft.com/office/word/2006/wordml" xmlns:wps="http://schemas.microsoft.com/office/word/2010/wordprocessingShape" mc:Ignorable="w14 w15 w16se w16cid w16 w16cex w16sdtdh w16sdtfl w16du wp14">
   <w:endnote w:type="separator" w:id="-1">
     <w:p>
       <w:pPr>
@@ -1019,7 +1013,7 @@
 </file>
 
 <file path=word/footer1.xml><?xml version="1.0" encoding="utf-8"?>
-<w:ftr xmlns:wpc="http://schemas.microsoft.com/office/word/2010/wordprocessingCanvas" xmlns:cx="http://schemas.microsoft.com/office/drawing/2014/chartex" xmlns:cx1="http://schemas.microsoft.com/office/drawing/2015/9/8/chartex" xmlns:cx2="http://schemas.microsoft.com/office/drawing/2015/10/21/chartex" xmlns:cx3="http://schemas.microsoft.com/office/drawing/2016/5/9/chartex" xmlns:cx4="http://schemas.microsoft.com/office/drawing/2016/5/10/chartex" xmlns:cx5="http://schemas.microsoft.com/office/drawing/2016/5/11/chartex" xmlns:cx6="http://schemas.microsoft.com/office/drawing/2016/5/12/chartex" xmlns:cx7="http://schemas.microsoft.com/office/drawing/2016/5/13/chartex" xmlns:cx8="http://schemas.microsoft.com/office/drawing/2016/5/14/chartex" xmlns:mc="http://schemas.openxmlformats.org/markup-compatibility/2006" xmlns:aink="http://schemas.microsoft.com/office/drawing/2016/ink" xmlns:am3d="http://schemas.microsoft.com/office/drawing/2017/model3d" xmlns:o="urn:schemas-microsoft-com:office:office" xmlns:oel="http://schemas.microsoft.com/office/2019/extlst" xmlns:r="http://schemas.openxmlformats.org/officeDocument/2006/relationships" xmlns:m="http://schemas.openxmlformats.org/officeDocument/2006/math" xmlns:v="urn:schemas-microsoft-com:vml" xmlns:wp14="http://schemas.microsoft.com/office/word/2010/wordprocessingDrawing" xmlns:wp="http://schemas.openxmlformats.org/drawingml/2006/wordprocessingDrawing" xmlns:w10="urn:schemas-microsoft-com:office:word" xmlns:w="http://schemas.openxmlformats.org/wordprocessingml/2006/main" xmlns:w14="http://schemas.microsoft.com/office/word/2010/wordml" xmlns:w15="http://schemas.microsoft.com/office/word/2012/wordml" xmlns:w16cex="http://schemas.microsoft.com/office/word/2018/wordml/cex" xmlns:w16cid="http://schemas.microsoft.com/office/word/2016/wordml/cid" xmlns:w16="http://schemas.microsoft.com/office/word/2018/wordml" xmlns:w16du="http://schemas.microsoft.com/office/word/2023/wordml/word16du" xmlns:w16sdtdh="http://schemas.microsoft.com/office/word/2020/wordml/sdtdatahash" xmlns:w16se="http://schemas.microsoft.com/office/word/2015/wordml/symex" xmlns:wpg="http://schemas.microsoft.com/office/word/2010/wordprocessingGroup" xmlns:wpi="http://schemas.microsoft.com/office/word/2010/wordprocessingInk" xmlns:wne="http://schemas.microsoft.com/office/word/2006/wordml" xmlns:wps="http://schemas.microsoft.com/office/word/2010/wordprocessingShape" mc:Ignorable="w14 w15 w16se w16cid w16 w16cex w16sdtdh w16du wp14">
+<w:ftr xmlns:wpc="http://schemas.microsoft.com/office/word/2010/wordprocessingCanvas" xmlns:cx="http://schemas.microsoft.com/office/drawing/2014/chartex" xmlns:cx1="http://schemas.microsoft.com/office/drawing/2015/9/8/chartex" xmlns:cx2="http://schemas.microsoft.com/office/drawing/2015/10/21/chartex" xmlns:cx3="http://schemas.microsoft.com/office/drawing/2016/5/9/chartex" xmlns:cx4="http://schemas.microsoft.com/office/drawing/2016/5/10/chartex" xmlns:cx5="http://schemas.microsoft.com/office/drawing/2016/5/11/chartex" xmlns:cx6="http://schemas.microsoft.com/office/drawing/2016/5/12/chartex" xmlns:cx7="http://schemas.microsoft.com/office/drawing/2016/5/13/chartex" xmlns:cx8="http://schemas.microsoft.com/office/drawing/2016/5/14/chartex" xmlns:mc="http://schemas.openxmlformats.org/markup-compatibility/2006" xmlns:aink="http://schemas.microsoft.com/office/drawing/2016/ink" xmlns:am3d="http://schemas.microsoft.com/office/drawing/2017/model3d" xmlns:o="urn:schemas-microsoft-com:office:office" xmlns:oel="http://schemas.microsoft.com/office/2019/extlst" xmlns:r="http://schemas.openxmlformats.org/officeDocument/2006/relationships" xmlns:m="http://schemas.openxmlformats.org/officeDocument/2006/math" xmlns:v="urn:schemas-microsoft-com:vml" xmlns:wp14="http://schemas.microsoft.com/office/word/2010/wordprocessingDrawing" xmlns:wp="http://schemas.openxmlformats.org/drawingml/2006/wordprocessingDrawing" xmlns:w10="urn:schemas-microsoft-com:office:word" xmlns:w="http://schemas.openxmlformats.org/wordprocessingml/2006/main" xmlns:w14="http://schemas.microsoft.com/office/word/2010/wordml" xmlns:w15="http://schemas.microsoft.com/office/word/2012/wordml" xmlns:w16cex="http://schemas.microsoft.com/office/word/2018/wordml/cex" xmlns:w16cid="http://schemas.microsoft.com/office/word/2016/wordml/cid" xmlns:w16="http://schemas.microsoft.com/office/word/2018/wordml" xmlns:w16du="http://schemas.microsoft.com/office/word/2023/wordml/word16du" xmlns:w16sdtdh="http://schemas.microsoft.com/office/word/2020/wordml/sdtdatahash" xmlns:w16sdtfl="http://schemas.microsoft.com/office/word/2024/wordml/sdtformatlock" xmlns:w16se="http://schemas.microsoft.com/office/word/2015/wordml/symex" xmlns:wpg="http://schemas.microsoft.com/office/word/2010/wordprocessingGroup" xmlns:wpi="http://schemas.microsoft.com/office/word/2010/wordprocessingInk" xmlns:wne="http://schemas.microsoft.com/office/word/2006/wordml" xmlns:wps="http://schemas.microsoft.com/office/word/2010/wordprocessingShape" mc:Ignorable="w14 w15 w16se w16cid w16 w16cex w16sdtdh w16sdtfl w16du wp14">
   <w:sdt>
     <w:sdtPr>
       <w:id w:val="-843395953"/>
@@ -1062,17 +1056,17 @@
 </file>
 
 <file path=word/footer2.xml><?xml version="1.0" encoding="utf-8"?>
-<w:ftr xmlns:wpc="http://schemas.microsoft.com/office/word/2010/wordprocessingCanvas" xmlns:cx="http://schemas.microsoft.com/office/drawing/2014/chartex" xmlns:cx1="http://schemas.microsoft.com/office/drawing/2015/9/8/chartex" xmlns:cx2="http://schemas.microsoft.com/office/drawing/2015/10/21/chartex" xmlns:cx3="http://schemas.microsoft.com/office/drawing/2016/5/9/chartex" xmlns:cx4="http://schemas.microsoft.com/office/drawing/2016/5/10/chartex" xmlns:cx5="http://schemas.microsoft.com/office/drawing/2016/5/11/chartex" xmlns:cx6="http://schemas.microsoft.com/office/drawing/2016/5/12/chartex" xmlns:cx7="http://schemas.microsoft.com/office/drawing/2016/5/13/chartex" xmlns:cx8="http://schemas.microsoft.com/office/drawing/2016/5/14/chartex" xmlns:mc="http://schemas.openxmlformats.org/markup-compatibility/2006" xmlns:aink="http://schemas.microsoft.com/office/drawing/2016/ink" xmlns:am3d="http://schemas.microsoft.com/office/drawing/2017/model3d" xmlns:o="urn:schemas-microsoft-com:office:office" xmlns:oel="http://schemas.microsoft.com/office/2019/extlst" xmlns:r="http://schemas.openxmlformats.org/officeDocument/2006/relationships" xmlns:m="http://schemas.openxmlformats.org/officeDocument/2006/math" xmlns:v="urn:schemas-microsoft-com:vml" xmlns:wp14="http://schemas.microsoft.com/office/word/2010/wordprocessingDrawing" xmlns:wp="http://schemas.openxmlformats.org/drawingml/2006/wordprocessingDrawing" xmlns:w10="urn:schemas-microsoft-com:office:word" xmlns:w="http://schemas.openxmlformats.org/wordprocessingml/2006/main" xmlns:w14="http://schemas.microsoft.com/office/word/2010/wordml" xmlns:w15="http://schemas.microsoft.com/office/word/2012/wordml" xmlns:w16cex="http://schemas.microsoft.com/office/word/2018/wordml/cex" xmlns:w16cid="http://schemas.microsoft.com/office/word/2016/wordml/cid" xmlns:w16="http://schemas.microsoft.com/office/word/2018/wordml" xmlns:w16du="http://schemas.microsoft.com/office/word/2023/wordml/word16du" xmlns:w16sdtdh="http://schemas.microsoft.com/office/word/2020/wordml/sdtdatahash" xmlns:w16se="http://schemas.microsoft.com/office/word/2015/wordml/symex" xmlns:wpg="http://schemas.microsoft.com/office/word/2010/wordprocessingGroup" xmlns:wpi="http://schemas.microsoft.com/office/word/2010/wordprocessingInk" xmlns:wne="http://schemas.microsoft.com/office/word/2006/wordml" xmlns:wps="http://schemas.microsoft.com/office/word/2010/wordprocessingShape" mc:Ignorable="w14 w15 w16se w16cid w16 w16cex w16sdtdh w16du wp14">
-  <w:bookmarkStart w:id="7" w:name="_Hlk69468892"/>
-  <w:bookmarkStart w:id="8" w:name="_Hlk69468893"/>
-  <w:bookmarkStart w:id="9" w:name="_Hlk69468894"/>
-  <w:bookmarkStart w:id="10" w:name="_Hlk69468895"/>
-  <w:bookmarkStart w:id="11" w:name="_Hlk69468896"/>
-  <w:bookmarkStart w:id="12" w:name="_Hlk69468897"/>
+<w:ftr xmlns:wpc="http://schemas.microsoft.com/office/word/2010/wordprocessingCanvas" xmlns:cx="http://schemas.microsoft.com/office/drawing/2014/chartex" xmlns:cx1="http://schemas.microsoft.com/office/drawing/2015/9/8/chartex" xmlns:cx2="http://schemas.microsoft.com/office/drawing/2015/10/21/chartex" xmlns:cx3="http://schemas.microsoft.com/office/drawing/2016/5/9/chartex" xmlns:cx4="http://schemas.microsoft.com/office/drawing/2016/5/10/chartex" xmlns:cx5="http://schemas.microsoft.com/office/drawing/2016/5/11/chartex" xmlns:cx6="http://schemas.microsoft.com/office/drawing/2016/5/12/chartex" xmlns:cx7="http://schemas.microsoft.com/office/drawing/2016/5/13/chartex" xmlns:cx8="http://schemas.microsoft.com/office/drawing/2016/5/14/chartex" xmlns:mc="http://schemas.openxmlformats.org/markup-compatibility/2006" xmlns:aink="http://schemas.microsoft.com/office/drawing/2016/ink" xmlns:am3d="http://schemas.microsoft.com/office/drawing/2017/model3d" xmlns:o="urn:schemas-microsoft-com:office:office" xmlns:oel="http://schemas.microsoft.com/office/2019/extlst" xmlns:r="http://schemas.openxmlformats.org/officeDocument/2006/relationships" xmlns:m="http://schemas.openxmlformats.org/officeDocument/2006/math" xmlns:v="urn:schemas-microsoft-com:vml" xmlns:wp14="http://schemas.microsoft.com/office/word/2010/wordprocessingDrawing" xmlns:wp="http://schemas.openxmlformats.org/drawingml/2006/wordprocessingDrawing" xmlns:w10="urn:schemas-microsoft-com:office:word" xmlns:w="http://schemas.openxmlformats.org/wordprocessingml/2006/main" xmlns:w14="http://schemas.microsoft.com/office/word/2010/wordml" xmlns:w15="http://schemas.microsoft.com/office/word/2012/wordml" xmlns:w16cex="http://schemas.microsoft.com/office/word/2018/wordml/cex" xmlns:w16cid="http://schemas.microsoft.com/office/word/2016/wordml/cid" xmlns:w16="http://schemas.microsoft.com/office/word/2018/wordml" xmlns:w16du="http://schemas.microsoft.com/office/word/2023/wordml/word16du" xmlns:w16sdtdh="http://schemas.microsoft.com/office/word/2020/wordml/sdtdatahash" xmlns:w16sdtfl="http://schemas.microsoft.com/office/word/2024/wordml/sdtformatlock" xmlns:w16se="http://schemas.microsoft.com/office/word/2015/wordml/symex" xmlns:wpg="http://schemas.microsoft.com/office/word/2010/wordprocessingGroup" xmlns:wpi="http://schemas.microsoft.com/office/word/2010/wordprocessingInk" xmlns:wne="http://schemas.microsoft.com/office/word/2006/wordml" xmlns:wps="http://schemas.microsoft.com/office/word/2010/wordprocessingShape" mc:Ignorable="w14 w15 w16se w16cid w16 w16cex w16sdtdh w16sdtfl w16du wp14">
   <w:p>
     <w:pPr>
       <w:pStyle w:val="Coverfooter"/>
     </w:pPr>
+    <w:bookmarkStart w:id="13" w:name="_Hlk69468892"/>
+    <w:bookmarkStart w:id="14" w:name="_Hlk69468893"/>
+    <w:bookmarkStart w:id="15" w:name="_Hlk69468894"/>
+    <w:bookmarkStart w:id="16" w:name="_Hlk69468895"/>
+    <w:bookmarkStart w:id="17" w:name="_Hlk69468896"/>
+    <w:bookmarkStart w:id="18" w:name="_Hlk69468897"/>
     <w:r>
       <w:rPr>
         <w:noProof/>
@@ -1339,18 +1333,18 @@
         </mc:Fallback>
       </mc:AlternateContent>
     </w:r>
-    <w:bookmarkEnd w:id="7"/>
-    <w:bookmarkEnd w:id="8"/>
-    <w:bookmarkEnd w:id="9"/>
-    <w:bookmarkEnd w:id="10"/>
-    <w:bookmarkEnd w:id="11"/>
-    <w:bookmarkEnd w:id="12"/>
+    <w:bookmarkEnd w:id="13"/>
+    <w:bookmarkEnd w:id="14"/>
+    <w:bookmarkEnd w:id="15"/>
+    <w:bookmarkEnd w:id="16"/>
+    <w:bookmarkEnd w:id="17"/>
+    <w:bookmarkEnd w:id="18"/>
   </w:p>
 </w:ftr>
 </file>
 
 <file path=word/footer3.xml><?xml version="1.0" encoding="utf-8"?>
-<w:ftr xmlns:wpc="http://schemas.microsoft.com/office/word/2010/wordprocessingCanvas" xmlns:cx="http://schemas.microsoft.com/office/drawing/2014/chartex" xmlns:cx1="http://schemas.microsoft.com/office/drawing/2015/9/8/chartex" xmlns:cx2="http://schemas.microsoft.com/office/drawing/2015/10/21/chartex" xmlns:cx3="http://schemas.microsoft.com/office/drawing/2016/5/9/chartex" xmlns:cx4="http://schemas.microsoft.com/office/drawing/2016/5/10/chartex" xmlns:cx5="http://schemas.microsoft.com/office/drawing/2016/5/11/chartex" xmlns:cx6="http://schemas.microsoft.com/office/drawing/2016/5/12/chartex" xmlns:cx7="http://schemas.microsoft.com/office/drawing/2016/5/13/chartex" xmlns:cx8="http://schemas.microsoft.com/office/drawing/2016/5/14/chartex" xmlns:mc="http://schemas.openxmlformats.org/markup-compatibility/2006" xmlns:aink="http://schemas.microsoft.com/office/drawing/2016/ink" xmlns:am3d="http://schemas.microsoft.com/office/drawing/2017/model3d" xmlns:o="urn:schemas-microsoft-com:office:office" xmlns:oel="http://schemas.microsoft.com/office/2019/extlst" xmlns:r="http://schemas.openxmlformats.org/officeDocument/2006/relationships" xmlns:m="http://schemas.openxmlformats.org/officeDocument/2006/math" xmlns:v="urn:schemas-microsoft-com:vml" xmlns:wp14="http://schemas.microsoft.com/office/word/2010/wordprocessingDrawing" xmlns:wp="http://schemas.openxmlformats.org/drawingml/2006/wordprocessingDrawing" xmlns:w10="urn:schemas-microsoft-com:office:word" xmlns:w="http://schemas.openxmlformats.org/wordprocessingml/2006/main" xmlns:w14="http://schemas.microsoft.com/office/word/2010/wordml" xmlns:w15="http://schemas.microsoft.com/office/word/2012/wordml" xmlns:w16cex="http://schemas.microsoft.com/office/word/2018/wordml/cex" xmlns:w16cid="http://schemas.microsoft.com/office/word/2016/wordml/cid" xmlns:w16="http://schemas.microsoft.com/office/word/2018/wordml" xmlns:w16du="http://schemas.microsoft.com/office/word/2023/wordml/word16du" xmlns:w16sdtdh="http://schemas.microsoft.com/office/word/2020/wordml/sdtdatahash" xmlns:w16se="http://schemas.microsoft.com/office/word/2015/wordml/symex" xmlns:wpg="http://schemas.microsoft.com/office/word/2010/wordprocessingGroup" xmlns:wpi="http://schemas.microsoft.com/office/word/2010/wordprocessingInk" xmlns:wne="http://schemas.microsoft.com/office/word/2006/wordml" xmlns:wps="http://schemas.microsoft.com/office/word/2010/wordprocessingShape" mc:Ignorable="w14 w15 w16se w16cid w16 w16cex w16sdtdh w16du wp14">
+<w:ftr xmlns:wpc="http://schemas.microsoft.com/office/word/2010/wordprocessingCanvas" xmlns:cx="http://schemas.microsoft.com/office/drawing/2014/chartex" xmlns:cx1="http://schemas.microsoft.com/office/drawing/2015/9/8/chartex" xmlns:cx2="http://schemas.microsoft.com/office/drawing/2015/10/21/chartex" xmlns:cx3="http://schemas.microsoft.com/office/drawing/2016/5/9/chartex" xmlns:cx4="http://schemas.microsoft.com/office/drawing/2016/5/10/chartex" xmlns:cx5="http://schemas.microsoft.com/office/drawing/2016/5/11/chartex" xmlns:cx6="http://schemas.microsoft.com/office/drawing/2016/5/12/chartex" xmlns:cx7="http://schemas.microsoft.com/office/drawing/2016/5/13/chartex" xmlns:cx8="http://schemas.microsoft.com/office/drawing/2016/5/14/chartex" xmlns:mc="http://schemas.openxmlformats.org/markup-compatibility/2006" xmlns:aink="http://schemas.microsoft.com/office/drawing/2016/ink" xmlns:am3d="http://schemas.microsoft.com/office/drawing/2017/model3d" xmlns:o="urn:schemas-microsoft-com:office:office" xmlns:oel="http://schemas.microsoft.com/office/2019/extlst" xmlns:r="http://schemas.openxmlformats.org/officeDocument/2006/relationships" xmlns:m="http://schemas.openxmlformats.org/officeDocument/2006/math" xmlns:v="urn:schemas-microsoft-com:vml" xmlns:wp14="http://schemas.microsoft.com/office/word/2010/wordprocessingDrawing" xmlns:wp="http://schemas.openxmlformats.org/drawingml/2006/wordprocessingDrawing" xmlns:w10="urn:schemas-microsoft-com:office:word" xmlns:w="http://schemas.openxmlformats.org/wordprocessingml/2006/main" xmlns:w14="http://schemas.microsoft.com/office/word/2010/wordml" xmlns:w15="http://schemas.microsoft.com/office/word/2012/wordml" xmlns:w16cex="http://schemas.microsoft.com/office/word/2018/wordml/cex" xmlns:w16cid="http://schemas.microsoft.com/office/word/2016/wordml/cid" xmlns:w16="http://schemas.microsoft.com/office/word/2018/wordml" xmlns:w16du="http://schemas.microsoft.com/office/word/2023/wordml/word16du" xmlns:w16sdtdh="http://schemas.microsoft.com/office/word/2020/wordml/sdtdatahash" xmlns:w16sdtfl="http://schemas.microsoft.com/office/word/2024/wordml/sdtformatlock" xmlns:w16se="http://schemas.microsoft.com/office/word/2015/wordml/symex" xmlns:wpg="http://schemas.microsoft.com/office/word/2010/wordprocessingGroup" xmlns:wpi="http://schemas.microsoft.com/office/word/2010/wordprocessingInk" xmlns:wne="http://schemas.microsoft.com/office/word/2006/wordml" xmlns:wps="http://schemas.microsoft.com/office/word/2010/wordprocessingShape" mc:Ignorable="w14 w15 w16se w16cid w16 w16cex w16sdtdh w16sdtfl w16du wp14">
   <w:sdt>
     <w:sdtPr>
       <w:id w:val="2118333990"/>
@@ -1372,7 +1366,7 @@
 </file>
 
 <file path=word/footer4.xml><?xml version="1.0" encoding="utf-8"?>
-<w:ftr xmlns:wpc="http://schemas.microsoft.com/office/word/2010/wordprocessingCanvas" xmlns:cx="http://schemas.microsoft.com/office/drawing/2014/chartex" xmlns:cx1="http://schemas.microsoft.com/office/drawing/2015/9/8/chartex" xmlns:cx2="http://schemas.microsoft.com/office/drawing/2015/10/21/chartex" xmlns:cx3="http://schemas.microsoft.com/office/drawing/2016/5/9/chartex" xmlns:cx4="http://schemas.microsoft.com/office/drawing/2016/5/10/chartex" xmlns:cx5="http://schemas.microsoft.com/office/drawing/2016/5/11/chartex" xmlns:cx6="http://schemas.microsoft.com/office/drawing/2016/5/12/chartex" xmlns:cx7="http://schemas.microsoft.com/office/drawing/2016/5/13/chartex" xmlns:cx8="http://schemas.microsoft.com/office/drawing/2016/5/14/chartex" xmlns:mc="http://schemas.openxmlformats.org/markup-compatibility/2006" xmlns:aink="http://schemas.microsoft.com/office/drawing/2016/ink" xmlns:am3d="http://schemas.microsoft.com/office/drawing/2017/model3d" xmlns:o="urn:schemas-microsoft-com:office:office" xmlns:oel="http://schemas.microsoft.com/office/2019/extlst" xmlns:r="http://schemas.openxmlformats.org/officeDocument/2006/relationships" xmlns:m="http://schemas.openxmlformats.org/officeDocument/2006/math" xmlns:v="urn:schemas-microsoft-com:vml" xmlns:wp14="http://schemas.microsoft.com/office/word/2010/wordprocessingDrawing" xmlns:wp="http://schemas.openxmlformats.org/drawingml/2006/wordprocessingDrawing" xmlns:w10="urn:schemas-microsoft-com:office:word" xmlns:w="http://schemas.openxmlformats.org/wordprocessingml/2006/main" xmlns:w14="http://schemas.microsoft.com/office/word/2010/wordml" xmlns:w15="http://schemas.microsoft.com/office/word/2012/wordml" xmlns:w16cex="http://schemas.microsoft.com/office/word/2018/wordml/cex" xmlns:w16cid="http://schemas.microsoft.com/office/word/2016/wordml/cid" xmlns:w16="http://schemas.microsoft.com/office/word/2018/wordml" xmlns:w16du="http://schemas.microsoft.com/office/word/2023/wordml/word16du" xmlns:w16sdtdh="http://schemas.microsoft.com/office/word/2020/wordml/sdtdatahash" xmlns:w16se="http://schemas.microsoft.com/office/word/2015/wordml/symex" xmlns:wpg="http://schemas.microsoft.com/office/word/2010/wordprocessingGroup" xmlns:wpi="http://schemas.microsoft.com/office/word/2010/wordprocessingInk" xmlns:wne="http://schemas.microsoft.com/office/word/2006/wordml" xmlns:wps="http://schemas.microsoft.com/office/word/2010/wordprocessingShape" mc:Ignorable="w14 w15 w16se w16cid w16 w16cex w16sdtdh w16du wp14">
+<w:ftr xmlns:wpc="http://schemas.microsoft.com/office/word/2010/wordprocessingCanvas" xmlns:cx="http://schemas.microsoft.com/office/drawing/2014/chartex" xmlns:cx1="http://schemas.microsoft.com/office/drawing/2015/9/8/chartex" xmlns:cx2="http://schemas.microsoft.com/office/drawing/2015/10/21/chartex" xmlns:cx3="http://schemas.microsoft.com/office/drawing/2016/5/9/chartex" xmlns:cx4="http://schemas.microsoft.com/office/drawing/2016/5/10/chartex" xmlns:cx5="http://schemas.microsoft.com/office/drawing/2016/5/11/chartex" xmlns:cx6="http://schemas.microsoft.com/office/drawing/2016/5/12/chartex" xmlns:cx7="http://schemas.microsoft.com/office/drawing/2016/5/13/chartex" xmlns:cx8="http://schemas.microsoft.com/office/drawing/2016/5/14/chartex" xmlns:mc="http://schemas.openxmlformats.org/markup-compatibility/2006" xmlns:aink="http://schemas.microsoft.com/office/drawing/2016/ink" xmlns:am3d="http://schemas.microsoft.com/office/drawing/2017/model3d" xmlns:o="urn:schemas-microsoft-com:office:office" xmlns:oel="http://schemas.microsoft.com/office/2019/extlst" xmlns:r="http://schemas.openxmlformats.org/officeDocument/2006/relationships" xmlns:m="http://schemas.openxmlformats.org/officeDocument/2006/math" xmlns:v="urn:schemas-microsoft-com:vml" xmlns:wp14="http://schemas.microsoft.com/office/word/2010/wordprocessingDrawing" xmlns:wp="http://schemas.openxmlformats.org/drawingml/2006/wordprocessingDrawing" xmlns:w10="urn:schemas-microsoft-com:office:word" xmlns:w="http://schemas.openxmlformats.org/wordprocessingml/2006/main" xmlns:w14="http://schemas.microsoft.com/office/word/2010/wordml" xmlns:w15="http://schemas.microsoft.com/office/word/2012/wordml" xmlns:w16cex="http://schemas.microsoft.com/office/word/2018/wordml/cex" xmlns:w16cid="http://schemas.microsoft.com/office/word/2016/wordml/cid" xmlns:w16="http://schemas.microsoft.com/office/word/2018/wordml" xmlns:w16du="http://schemas.microsoft.com/office/word/2023/wordml/word16du" xmlns:w16sdtdh="http://schemas.microsoft.com/office/word/2020/wordml/sdtdatahash" xmlns:w16sdtfl="http://schemas.microsoft.com/office/word/2024/wordml/sdtformatlock" xmlns:w16se="http://schemas.microsoft.com/office/word/2015/wordml/symex" xmlns:wpg="http://schemas.microsoft.com/office/word/2010/wordprocessingGroup" xmlns:wpi="http://schemas.microsoft.com/office/word/2010/wordprocessingInk" xmlns:wne="http://schemas.microsoft.com/office/word/2006/wordml" xmlns:wps="http://schemas.microsoft.com/office/word/2010/wordprocessingShape" mc:Ignorable="w14 w15 w16se w16cid w16 w16cex w16sdtdh w16sdtfl w16du wp14">
   <w:sdt>
     <w:sdtPr>
       <w:id w:val="-22475434"/>
@@ -1421,7 +1415,7 @@
 </file>
 
 <file path=word/footnotes.xml><?xml version="1.0" encoding="utf-8"?>
-<w:footnotes xmlns:wpc="http://schemas.microsoft.com/office/word/2010/wordprocessingCanvas" xmlns:cx="http://schemas.microsoft.com/office/drawing/2014/chartex" xmlns:cx1="http://schemas.microsoft.com/office/drawing/2015/9/8/chartex" xmlns:cx2="http://schemas.microsoft.com/office/drawing/2015/10/21/chartex" xmlns:cx3="http://schemas.microsoft.com/office/drawing/2016/5/9/chartex" xmlns:cx4="http://schemas.microsoft.com/office/drawing/2016/5/10/chartex" xmlns:cx5="http://schemas.microsoft.com/office/drawing/2016/5/11/chartex" xmlns:cx6="http://schemas.microsoft.com/office/drawing/2016/5/12/chartex" xmlns:cx7="http://schemas.microsoft.com/office/drawing/2016/5/13/chartex" xmlns:cx8="http://schemas.microsoft.com/office/drawing/2016/5/14/chartex" xmlns:mc="http://schemas.openxmlformats.org/markup-compatibility/2006" xmlns:aink="http://schemas.microsoft.com/office/drawing/2016/ink" xmlns:am3d="http://schemas.microsoft.com/office/drawing/2017/model3d" xmlns:o="urn:schemas-microsoft-com:office:office" xmlns:oel="http://schemas.microsoft.com/office/2019/extlst" xmlns:r="http://schemas.openxmlformats.org/officeDocument/2006/relationships" xmlns:m="http://schemas.openxmlformats.org/officeDocument/2006/math" xmlns:v="urn:schemas-microsoft-com:vml" xmlns:wp14="http://schemas.microsoft.com/office/word/2010/wordprocessingDrawing" xmlns:wp="http://schemas.openxmlformats.org/drawingml/2006/wordprocessingDrawing" xmlns:w10="urn:schemas-microsoft-com:office:word" xmlns:w="http://schemas.openxmlformats.org/wordprocessingml/2006/main" xmlns:w14="http://schemas.microsoft.com/office/word/2010/wordml" xmlns:w15="http://schemas.microsoft.com/office/word/2012/wordml" xmlns:w16cex="http://schemas.microsoft.com/office/word/2018/wordml/cex" xmlns:w16cid="http://schemas.microsoft.com/office/word/2016/wordml/cid" xmlns:w16="http://schemas.microsoft.com/office/word/2018/wordml" xmlns:w16du="http://schemas.microsoft.com/office/word/2023/wordml/word16du" xmlns:w16sdtdh="http://schemas.microsoft.com/office/word/2020/wordml/sdtdatahash" xmlns:w16se="http://schemas.microsoft.com/office/word/2015/wordml/symex" xmlns:wpg="http://schemas.microsoft.com/office/word/2010/wordprocessingGroup" xmlns:wpi="http://schemas.microsoft.com/office/word/2010/wordprocessingInk" xmlns:wne="http://schemas.microsoft.com/office/word/2006/wordml" xmlns:wps="http://schemas.microsoft.com/office/word/2010/wordprocessingShape" mc:Ignorable="w14 w15 w16se w16cid w16 w16cex w16sdtdh w16du wp14">
+<w:footnotes xmlns:wpc="http://schemas.microsoft.com/office/word/2010/wordprocessingCanvas" xmlns:cx="http://schemas.microsoft.com/office/drawing/2014/chartex" xmlns:cx1="http://schemas.microsoft.com/office/drawing/2015/9/8/chartex" xmlns:cx2="http://schemas.microsoft.com/office/drawing/2015/10/21/chartex" xmlns:cx3="http://schemas.microsoft.com/office/drawing/2016/5/9/chartex" xmlns:cx4="http://schemas.microsoft.com/office/drawing/2016/5/10/chartex" xmlns:cx5="http://schemas.microsoft.com/office/drawing/2016/5/11/chartex" xmlns:cx6="http://schemas.microsoft.com/office/drawing/2016/5/12/chartex" xmlns:cx7="http://schemas.microsoft.com/office/drawing/2016/5/13/chartex" xmlns:cx8="http://schemas.microsoft.com/office/drawing/2016/5/14/chartex" xmlns:mc="http://schemas.openxmlformats.org/markup-compatibility/2006" xmlns:aink="http://schemas.microsoft.com/office/drawing/2016/ink" xmlns:am3d="http://schemas.microsoft.com/office/drawing/2017/model3d" xmlns:o="urn:schemas-microsoft-com:office:office" xmlns:oel="http://schemas.microsoft.com/office/2019/extlst" xmlns:r="http://schemas.openxmlformats.org/officeDocument/2006/relationships" xmlns:m="http://schemas.openxmlformats.org/officeDocument/2006/math" xmlns:v="urn:schemas-microsoft-com:vml" xmlns:wp14="http://schemas.microsoft.com/office/word/2010/wordprocessingDrawing" xmlns:wp="http://schemas.openxmlformats.org/drawingml/2006/wordprocessingDrawing" xmlns:w10="urn:schemas-microsoft-com:office:word" xmlns:w="http://schemas.openxmlformats.org/wordprocessingml/2006/main" xmlns:w14="http://schemas.microsoft.com/office/word/2010/wordml" xmlns:w15="http://schemas.microsoft.com/office/word/2012/wordml" xmlns:w16cex="http://schemas.microsoft.com/office/word/2018/wordml/cex" xmlns:w16cid="http://schemas.microsoft.com/office/word/2016/wordml/cid" xmlns:w16="http://schemas.microsoft.com/office/word/2018/wordml" xmlns:w16du="http://schemas.microsoft.com/office/word/2023/wordml/word16du" xmlns:w16sdtdh="http://schemas.microsoft.com/office/word/2020/wordml/sdtdatahash" xmlns:w16sdtfl="http://schemas.microsoft.com/office/word/2024/wordml/sdtformatlock" xmlns:w16se="http://schemas.microsoft.com/office/word/2015/wordml/symex" xmlns:wpg="http://schemas.microsoft.com/office/word/2010/wordprocessingGroup" xmlns:wpi="http://schemas.microsoft.com/office/word/2010/wordprocessingInk" xmlns:wne="http://schemas.microsoft.com/office/word/2006/wordml" xmlns:wps="http://schemas.microsoft.com/office/word/2010/wordprocessingShape" mc:Ignorable="w14 w15 w16se w16cid w16 w16cex w16sdtdh w16sdtfl w16du wp14">
   <w:footnote w:type="separator" w:id="-1">
     <w:p>
       <w:r>
@@ -1442,7 +1436,7 @@
 </file>
 
 <file path=word/header1.xml><?xml version="1.0" encoding="utf-8"?>
-<w:hdr xmlns:wpc="http://schemas.microsoft.com/office/word/2010/wordprocessingCanvas" xmlns:cx="http://schemas.microsoft.com/office/drawing/2014/chartex" xmlns:cx1="http://schemas.microsoft.com/office/drawing/2015/9/8/chartex" xmlns:cx2="http://schemas.microsoft.com/office/drawing/2015/10/21/chartex" xmlns:cx3="http://schemas.microsoft.com/office/drawing/2016/5/9/chartex" xmlns:cx4="http://schemas.microsoft.com/office/drawing/2016/5/10/chartex" xmlns:cx5="http://schemas.microsoft.com/office/drawing/2016/5/11/chartex" xmlns:cx6="http://schemas.microsoft.com/office/drawing/2016/5/12/chartex" xmlns:cx7="http://schemas.microsoft.com/office/drawing/2016/5/13/chartex" xmlns:cx8="http://schemas.microsoft.com/office/drawing/2016/5/14/chartex" xmlns:mc="http://schemas.openxmlformats.org/markup-compatibility/2006" xmlns:aink="http://schemas.microsoft.com/office/drawing/2016/ink" xmlns:am3d="http://schemas.microsoft.com/office/drawing/2017/model3d" xmlns:o="urn:schemas-microsoft-com:office:office" xmlns:oel="http://schemas.microsoft.com/office/2019/extlst" xmlns:r="http://schemas.openxmlformats.org/officeDocument/2006/relationships" xmlns:m="http://schemas.openxmlformats.org/officeDocument/2006/math" xmlns:v="urn:schemas-microsoft-com:vml" xmlns:wp14="http://schemas.microsoft.com/office/word/2010/wordprocessingDrawing" xmlns:wp="http://schemas.openxmlformats.org/drawingml/2006/wordprocessingDrawing" xmlns:w10="urn:schemas-microsoft-com:office:word" xmlns:w="http://schemas.openxmlformats.org/wordprocessingml/2006/main" xmlns:w14="http://schemas.microsoft.com/office/word/2010/wordml" xmlns:w15="http://schemas.microsoft.com/office/word/2012/wordml" xmlns:w16cex="http://schemas.microsoft.com/office/word/2018/wordml/cex" xmlns:w16cid="http://schemas.microsoft.com/office/word/2016/wordml/cid" xmlns:w16="http://schemas.microsoft.com/office/word/2018/wordml" xmlns:w16du="http://schemas.microsoft.com/office/word/2023/wordml/word16du" xmlns:w16sdtdh="http://schemas.microsoft.com/office/word/2020/wordml/sdtdatahash" xmlns:w16se="http://schemas.microsoft.com/office/word/2015/wordml/symex" xmlns:wpg="http://schemas.microsoft.com/office/word/2010/wordprocessingGroup" xmlns:wpi="http://schemas.microsoft.com/office/word/2010/wordprocessingInk" xmlns:wne="http://schemas.microsoft.com/office/word/2006/wordml" xmlns:wps="http://schemas.microsoft.com/office/word/2010/wordprocessingShape" mc:Ignorable="w14 w15 w16se w16cid w16 w16cex w16sdtdh w16du wp14">
+<w:hdr xmlns:wpc="http://schemas.microsoft.com/office/word/2010/wordprocessingCanvas" xmlns:cx="http://schemas.microsoft.com/office/drawing/2014/chartex" xmlns:cx1="http://schemas.microsoft.com/office/drawing/2015/9/8/chartex" xmlns:cx2="http://schemas.microsoft.com/office/drawing/2015/10/21/chartex" xmlns:cx3="http://schemas.microsoft.com/office/drawing/2016/5/9/chartex" xmlns:cx4="http://schemas.microsoft.com/office/drawing/2016/5/10/chartex" xmlns:cx5="http://schemas.microsoft.com/office/drawing/2016/5/11/chartex" xmlns:cx6="http://schemas.microsoft.com/office/drawing/2016/5/12/chartex" xmlns:cx7="http://schemas.microsoft.com/office/drawing/2016/5/13/chartex" xmlns:cx8="http://schemas.microsoft.com/office/drawing/2016/5/14/chartex" xmlns:mc="http://schemas.openxmlformats.org/markup-compatibility/2006" xmlns:aink="http://schemas.microsoft.com/office/drawing/2016/ink" xmlns:am3d="http://schemas.microsoft.com/office/drawing/2017/model3d" xmlns:o="urn:schemas-microsoft-com:office:office" xmlns:oel="http://schemas.microsoft.com/office/2019/extlst" xmlns:r="http://schemas.openxmlformats.org/officeDocument/2006/relationships" xmlns:m="http://schemas.openxmlformats.org/officeDocument/2006/math" xmlns:v="urn:schemas-microsoft-com:vml" xmlns:wp14="http://schemas.microsoft.com/office/word/2010/wordprocessingDrawing" xmlns:wp="http://schemas.openxmlformats.org/drawingml/2006/wordprocessingDrawing" xmlns:w10="urn:schemas-microsoft-com:office:word" xmlns:w="http://schemas.openxmlformats.org/wordprocessingml/2006/main" xmlns:w14="http://schemas.microsoft.com/office/word/2010/wordml" xmlns:w15="http://schemas.microsoft.com/office/word/2012/wordml" xmlns:w16cex="http://schemas.microsoft.com/office/word/2018/wordml/cex" xmlns:w16cid="http://schemas.microsoft.com/office/word/2016/wordml/cid" xmlns:w16="http://schemas.microsoft.com/office/word/2018/wordml" xmlns:w16du="http://schemas.microsoft.com/office/word/2023/wordml/word16du" xmlns:w16sdtdh="http://schemas.microsoft.com/office/word/2020/wordml/sdtdatahash" xmlns:w16sdtfl="http://schemas.microsoft.com/office/word/2024/wordml/sdtformatlock" xmlns:w16se="http://schemas.microsoft.com/office/word/2015/wordml/symex" xmlns:wpg="http://schemas.microsoft.com/office/word/2010/wordprocessingGroup" xmlns:wpi="http://schemas.microsoft.com/office/word/2010/wordprocessingInk" xmlns:wne="http://schemas.microsoft.com/office/word/2006/wordml" xmlns:wps="http://schemas.microsoft.com/office/word/2010/wordprocessingShape" mc:Ignorable="w14 w15 w16se w16cid w16 w16cex w16sdtdh w16sdtfl w16du wp14">
   <w:p>
     <w:pPr>
       <w:pStyle w:val="Header"/>
@@ -1527,7 +1521,7 @@
 </file>
 
 <file path=word/numbering.xml><?xml version="1.0" encoding="utf-8"?>
-<w:numbering xmlns:wpc="http://schemas.microsoft.com/office/word/2010/wordprocessingCanvas" xmlns:cx="http://schemas.microsoft.com/office/drawing/2014/chartex" xmlns:cx1="http://schemas.microsoft.com/office/drawing/2015/9/8/chartex" xmlns:cx2="http://schemas.microsoft.com/office/drawing/2015/10/21/chartex" xmlns:cx3="http://schemas.microsoft.com/office/drawing/2016/5/9/chartex" xmlns:cx4="http://schemas.microsoft.com/office/drawing/2016/5/10/chartex" xmlns:cx5="http://schemas.microsoft.com/office/drawing/2016/5/11/chartex" xmlns:cx6="http://schemas.microsoft.com/office/drawing/2016/5/12/chartex" xmlns:cx7="http://schemas.microsoft.com/office/drawing/2016/5/13/chartex" xmlns:cx8="http://schemas.microsoft.com/office/drawing/2016/5/14/chartex" xmlns:mc="http://schemas.openxmlformats.org/markup-compatibility/2006" xmlns:aink="http://schemas.microsoft.com/office/drawing/2016/ink" xmlns:am3d="http://schemas.microsoft.com/office/drawing/2017/model3d" xmlns:o="urn:schemas-microsoft-com:office:office" xmlns:oel="http://schemas.microsoft.com/office/2019/extlst" xmlns:r="http://schemas.openxmlformats.org/officeDocument/2006/relationships" xmlns:m="http://schemas.openxmlformats.org/officeDocument/2006/math" xmlns:v="urn:schemas-microsoft-com:vml" xmlns:wp14="http://schemas.microsoft.com/office/word/2010/wordprocessingDrawing" xmlns:wp="http://schemas.openxmlformats.org/drawingml/2006/wordprocessingDrawing" xmlns:w10="urn:schemas-microsoft-com:office:word" xmlns:w="http://schemas.openxmlformats.org/wordprocessingml/2006/main" xmlns:w14="http://schemas.microsoft.com/office/word/2010/wordml" xmlns:w15="http://schemas.microsoft.com/office/word/2012/wordml" xmlns:w16cex="http://schemas.microsoft.com/office/word/2018/wordml/cex" xmlns:w16cid="http://schemas.microsoft.com/office/word/2016/wordml/cid" xmlns:w16="http://schemas.microsoft.com/office/word/2018/wordml" xmlns:w16du="http://schemas.microsoft.com/office/word/2023/wordml/word16du" xmlns:w16sdtdh="http://schemas.microsoft.com/office/word/2020/wordml/sdtdatahash" xmlns:w16se="http://schemas.microsoft.com/office/word/2015/wordml/symex" xmlns:wpg="http://schemas.microsoft.com/office/word/2010/wordprocessingGroup" xmlns:wpi="http://schemas.microsoft.com/office/word/2010/wordprocessingInk" xmlns:wne="http://schemas.microsoft.com/office/word/2006/wordml" xmlns:wps="http://schemas.microsoft.com/office/word/2010/wordprocessingShape" mc:Ignorable="w14 w15 w16se w16cid w16 w16cex w16sdtdh w16du wp14">
+<w:numbering xmlns:wpc="http://schemas.microsoft.com/office/word/2010/wordprocessingCanvas" xmlns:cx="http://schemas.microsoft.com/office/drawing/2014/chartex" xmlns:cx1="http://schemas.microsoft.com/office/drawing/2015/9/8/chartex" xmlns:cx2="http://schemas.microsoft.com/office/drawing/2015/10/21/chartex" xmlns:cx3="http://schemas.microsoft.com/office/drawing/2016/5/9/chartex" xmlns:cx4="http://schemas.microsoft.com/office/drawing/2016/5/10/chartex" xmlns:cx5="http://schemas.microsoft.com/office/drawing/2016/5/11/chartex" xmlns:cx6="http://schemas.microsoft.com/office/drawing/2016/5/12/chartex" xmlns:cx7="http://schemas.microsoft.com/office/drawing/2016/5/13/chartex" xmlns:cx8="http://schemas.microsoft.com/office/drawing/2016/5/14/chartex" xmlns:mc="http://schemas.openxmlformats.org/markup-compatibility/2006" xmlns:aink="http://schemas.microsoft.com/office/drawing/2016/ink" xmlns:am3d="http://schemas.microsoft.com/office/drawing/2017/model3d" xmlns:o="urn:schemas-microsoft-com:office:office" xmlns:oel="http://schemas.microsoft.com/office/2019/extlst" xmlns:r="http://schemas.openxmlformats.org/officeDocument/2006/relationships" xmlns:m="http://schemas.openxmlformats.org/officeDocument/2006/math" xmlns:v="urn:schemas-microsoft-com:vml" xmlns:wp14="http://schemas.microsoft.com/office/word/2010/wordprocessingDrawing" xmlns:wp="http://schemas.openxmlformats.org/drawingml/2006/wordprocessingDrawing" xmlns:w10="urn:schemas-microsoft-com:office:word" xmlns:w="http://schemas.openxmlformats.org/wordprocessingml/2006/main" xmlns:w14="http://schemas.microsoft.com/office/word/2010/wordml" xmlns:w15="http://schemas.microsoft.com/office/word/2012/wordml" xmlns:w16cex="http://schemas.microsoft.com/office/word/2018/wordml/cex" xmlns:w16cid="http://schemas.microsoft.com/office/word/2016/wordml/cid" xmlns:w16="http://schemas.microsoft.com/office/word/2018/wordml" xmlns:w16du="http://schemas.microsoft.com/office/word/2023/wordml/word16du" xmlns:w16sdtdh="http://schemas.microsoft.com/office/word/2020/wordml/sdtdatahash" xmlns:w16sdtfl="http://schemas.microsoft.com/office/word/2024/wordml/sdtformatlock" xmlns:w16se="http://schemas.microsoft.com/office/word/2015/wordml/symex" xmlns:wpg="http://schemas.microsoft.com/office/word/2010/wordprocessingGroup" xmlns:wpi="http://schemas.microsoft.com/office/word/2010/wordprocessingInk" xmlns:wne="http://schemas.microsoft.com/office/word/2006/wordml" xmlns:wps="http://schemas.microsoft.com/office/word/2010/wordprocessingShape" mc:Ignorable="w14 w15 w16se w16cid w16 w16cex w16sdtdh w16sdtfl w16du wp14">
   <w:abstractNum w:abstractNumId="0" w15:restartNumberingAfterBreak="0">
     <w:nsid w:val="014153BA"/>
     <w:multiLevelType w:val="multilevel"/>
@@ -3632,7 +3626,7 @@
 </file>
 
 <file path=word/styles.xml><?xml version="1.0" encoding="utf-8"?>
-<w:styles xmlns:mc="http://schemas.openxmlformats.org/markup-compatibility/2006" xmlns:r="http://schemas.openxmlformats.org/officeDocument/2006/relationships" xmlns:w="http://schemas.openxmlformats.org/wordprocessingml/2006/main" xmlns:w14="http://schemas.microsoft.com/office/word/2010/wordml" xmlns:w15="http://schemas.microsoft.com/office/word/2012/wordml" xmlns:w16cex="http://schemas.microsoft.com/office/word/2018/wordml/cex" xmlns:w16cid="http://schemas.microsoft.com/office/word/2016/wordml/cid" xmlns:w16="http://schemas.microsoft.com/office/word/2018/wordml" xmlns:w16du="http://schemas.microsoft.com/office/word/2023/wordml/word16du" xmlns:w16sdtdh="http://schemas.microsoft.com/office/word/2020/wordml/sdtdatahash" xmlns:w16se="http://schemas.microsoft.com/office/word/2015/wordml/symex" mc:Ignorable="w14 w15 w16se w16cid w16 w16cex w16sdtdh w16du">
+<w:styles xmlns:mc="http://schemas.openxmlformats.org/markup-compatibility/2006" xmlns:r="http://schemas.openxmlformats.org/officeDocument/2006/relationships" xmlns:w="http://schemas.openxmlformats.org/wordprocessingml/2006/main" xmlns:w14="http://schemas.microsoft.com/office/word/2010/wordml" xmlns:w15="http://schemas.microsoft.com/office/word/2012/wordml" xmlns:w16cex="http://schemas.microsoft.com/office/word/2018/wordml/cex" xmlns:w16cid="http://schemas.microsoft.com/office/word/2016/wordml/cid" xmlns:w16="http://schemas.microsoft.com/office/word/2018/wordml" xmlns:w16du="http://schemas.microsoft.com/office/word/2023/wordml/word16du" xmlns:w16sdtdh="http://schemas.microsoft.com/office/word/2020/wordml/sdtdatahash" xmlns:w16sdtfl="http://schemas.microsoft.com/office/word/2024/wordml/sdtformatlock" xmlns:w16se="http://schemas.microsoft.com/office/word/2015/wordml/symex" mc:Ignorable="w14 w15 w16se w16cid w16 w16cex w16sdtdh w16sdtfl w16du">
   <w:docDefaults>
     <w:rPrDefault>
       <w:rPr>
@@ -5911,7 +5905,7 @@
 </file>
 
 <file path=word/glossary/document.xml><?xml version="1.0" encoding="utf-8"?>
-<w:glossaryDocument xmlns:wpc="http://schemas.microsoft.com/office/word/2010/wordprocessingCanvas" xmlns:cx="http://schemas.microsoft.com/office/drawing/2014/chartex" xmlns:cx1="http://schemas.microsoft.com/office/drawing/2015/9/8/chartex" xmlns:cx2="http://schemas.microsoft.com/office/drawing/2015/10/21/chartex" xmlns:cx3="http://schemas.microsoft.com/office/drawing/2016/5/9/chartex" xmlns:cx4="http://schemas.microsoft.com/office/drawing/2016/5/10/chartex" xmlns:cx5="http://schemas.microsoft.com/office/drawing/2016/5/11/chartex" xmlns:cx6="http://schemas.microsoft.com/office/drawing/2016/5/12/chartex" xmlns:cx7="http://schemas.microsoft.com/office/drawing/2016/5/13/chartex" xmlns:cx8="http://schemas.microsoft.com/office/drawing/2016/5/14/chartex" xmlns:mc="http://schemas.openxmlformats.org/markup-compatibility/2006" xmlns:aink="http://schemas.microsoft.com/office/drawing/2016/ink" xmlns:am3d="http://schemas.microsoft.com/office/drawing/2017/model3d" xmlns:o="urn:schemas-microsoft-com:office:office" xmlns:oel="http://schemas.microsoft.com/office/2019/extlst" xmlns:r="http://schemas.openxmlformats.org/officeDocument/2006/relationships" xmlns:m="http://schemas.openxmlformats.org/officeDocument/2006/math" xmlns:v="urn:schemas-microsoft-com:vml" xmlns:wp14="http://schemas.microsoft.com/office/word/2010/wordprocessingDrawing" xmlns:wp="http://schemas.openxmlformats.org/drawingml/2006/wordprocessingDrawing" xmlns:w10="urn:schemas-microsoft-com:office:word" xmlns:w="http://schemas.openxmlformats.org/wordprocessingml/2006/main" xmlns:w14="http://schemas.microsoft.com/office/word/2010/wordml" xmlns:w15="http://schemas.microsoft.com/office/word/2012/wordml" xmlns:w16cex="http://schemas.microsoft.com/office/word/2018/wordml/cex" xmlns:w16cid="http://schemas.microsoft.com/office/word/2016/wordml/cid" xmlns:w16="http://schemas.microsoft.com/office/word/2018/wordml" xmlns:w16du="http://schemas.microsoft.com/office/word/2023/wordml/word16du" xmlns:w16sdtdh="http://schemas.microsoft.com/office/word/2020/wordml/sdtdatahash" xmlns:w16se="http://schemas.microsoft.com/office/word/2015/wordml/symex" xmlns:wpg="http://schemas.microsoft.com/office/word/2010/wordprocessingGroup" xmlns:wpi="http://schemas.microsoft.com/office/word/2010/wordprocessingInk" xmlns:wne="http://schemas.microsoft.com/office/word/2006/wordml" xmlns:wps="http://schemas.microsoft.com/office/word/2010/wordprocessingShape" mc:Ignorable="w14 w15 w16se w16cid w16 w16cex w16sdtdh w16du wp14">
+<w:glossaryDocument xmlns:wpc="http://schemas.microsoft.com/office/word/2010/wordprocessingCanvas" xmlns:cx="http://schemas.microsoft.com/office/drawing/2014/chartex" xmlns:cx1="http://schemas.microsoft.com/office/drawing/2015/9/8/chartex" xmlns:cx2="http://schemas.microsoft.com/office/drawing/2015/10/21/chartex" xmlns:cx3="http://schemas.microsoft.com/office/drawing/2016/5/9/chartex" xmlns:cx4="http://schemas.microsoft.com/office/drawing/2016/5/10/chartex" xmlns:cx5="http://schemas.microsoft.com/office/drawing/2016/5/11/chartex" xmlns:cx6="http://schemas.microsoft.com/office/drawing/2016/5/12/chartex" xmlns:cx7="http://schemas.microsoft.com/office/drawing/2016/5/13/chartex" xmlns:cx8="http://schemas.microsoft.com/office/drawing/2016/5/14/chartex" xmlns:mc="http://schemas.openxmlformats.org/markup-compatibility/2006" xmlns:aink="http://schemas.microsoft.com/office/drawing/2016/ink" xmlns:am3d="http://schemas.microsoft.com/office/drawing/2017/model3d" xmlns:o="urn:schemas-microsoft-com:office:office" xmlns:oel="http://schemas.microsoft.com/office/2019/extlst" xmlns:r="http://schemas.openxmlformats.org/officeDocument/2006/relationships" xmlns:m="http://schemas.openxmlformats.org/officeDocument/2006/math" xmlns:v="urn:schemas-microsoft-com:vml" xmlns:wp14="http://schemas.microsoft.com/office/word/2010/wordprocessingDrawing" xmlns:wp="http://schemas.openxmlformats.org/drawingml/2006/wordprocessingDrawing" xmlns:w10="urn:schemas-microsoft-com:office:word" xmlns:w="http://schemas.openxmlformats.org/wordprocessingml/2006/main" xmlns:w14="http://schemas.microsoft.com/office/word/2010/wordml" xmlns:w15="http://schemas.microsoft.com/office/word/2012/wordml" xmlns:w16cex="http://schemas.microsoft.com/office/word/2018/wordml/cex" xmlns:w16cid="http://schemas.microsoft.com/office/word/2016/wordml/cid" xmlns:w16="http://schemas.microsoft.com/office/word/2018/wordml" xmlns:w16du="http://schemas.microsoft.com/office/word/2023/wordml/word16du" xmlns:w16sdtdh="http://schemas.microsoft.com/office/word/2020/wordml/sdtdatahash" xmlns:w16sdtfl="http://schemas.microsoft.com/office/word/2024/wordml/sdtformatlock" xmlns:w16se="http://schemas.microsoft.com/office/word/2015/wordml/symex" xmlns:wpg="http://schemas.microsoft.com/office/word/2010/wordprocessingGroup" xmlns:wpi="http://schemas.microsoft.com/office/word/2010/wordprocessingInk" xmlns:wne="http://schemas.microsoft.com/office/word/2006/wordml" xmlns:wps="http://schemas.microsoft.com/office/word/2010/wordprocessingShape" mc:Ignorable="w14 w15 w16se w16cid w16 w16cex w16sdtdh w16sdtfl w16du wp14">
   <w:docParts>
     <w:docPart>
       <w:docPartPr>
@@ -5947,7 +5941,7 @@
 </file>
 
 <file path=word/glossary/fontTable.xml><?xml version="1.0" encoding="utf-8"?>
-<w:fonts xmlns:mc="http://schemas.openxmlformats.org/markup-compatibility/2006" xmlns:r="http://schemas.openxmlformats.org/officeDocument/2006/relationships" xmlns:w="http://schemas.openxmlformats.org/wordprocessingml/2006/main" xmlns:w14="http://schemas.microsoft.com/office/word/2010/wordml" xmlns:w15="http://schemas.microsoft.com/office/word/2012/wordml" xmlns:w16cex="http://schemas.microsoft.com/office/word/2018/wordml/cex" xmlns:w16cid="http://schemas.microsoft.com/office/word/2016/wordml/cid" xmlns:w16="http://schemas.microsoft.com/office/word/2018/wordml" xmlns:w16du="http://schemas.microsoft.com/office/word/2023/wordml/word16du" xmlns:w16sdtdh="http://schemas.microsoft.com/office/word/2020/wordml/sdtdatahash" xmlns:w16se="http://schemas.microsoft.com/office/word/2015/wordml/symex" mc:Ignorable="w14 w15 w16se w16cid w16 w16cex w16sdtdh w16du">
+<w:fonts xmlns:mc="http://schemas.openxmlformats.org/markup-compatibility/2006" xmlns:r="http://schemas.openxmlformats.org/officeDocument/2006/relationships" xmlns:w="http://schemas.openxmlformats.org/wordprocessingml/2006/main" xmlns:w14="http://schemas.microsoft.com/office/word/2010/wordml" xmlns:w15="http://schemas.microsoft.com/office/word/2012/wordml" xmlns:w16cex="http://schemas.microsoft.com/office/word/2018/wordml/cex" xmlns:w16cid="http://schemas.microsoft.com/office/word/2016/wordml/cid" xmlns:w16="http://schemas.microsoft.com/office/word/2018/wordml" xmlns:w16du="http://schemas.microsoft.com/office/word/2023/wordml/word16du" xmlns:w16sdtdh="http://schemas.microsoft.com/office/word/2020/wordml/sdtdatahash" xmlns:w16sdtfl="http://schemas.microsoft.com/office/word/2024/wordml/sdtformatlock" xmlns:w16se="http://schemas.microsoft.com/office/word/2015/wordml/symex" mc:Ignorable="w14 w15 w16se w16cid w16 w16cex w16sdtdh w16sdtfl w16du">
   <w:font w:name="Times New Roman">
     <w:panose1 w:val="02020603050405020304"/>
     <w:charset w:val="00"/>
@@ -6013,7 +6007,7 @@
 </file>
 
 <file path=word/glossary/settings.xml><?xml version="1.0" encoding="utf-8"?>
-<w:settings xmlns:mc="http://schemas.openxmlformats.org/markup-compatibility/2006" xmlns:o="urn:schemas-microsoft-com:office:office" xmlns:r="http://schemas.openxmlformats.org/officeDocument/2006/relationships" xmlns:m="http://schemas.openxmlformats.org/officeDocument/2006/math" xmlns:v="urn:schemas-microsoft-com:vml" xmlns:w10="urn:schemas-microsoft-com:office:word" xmlns:w="http://schemas.openxmlformats.org/wordprocessingml/2006/main" xmlns:w14="http://schemas.microsoft.com/office/word/2010/wordml" xmlns:w15="http://schemas.microsoft.com/office/word/2012/wordml" xmlns:w16cex="http://schemas.microsoft.com/office/word/2018/wordml/cex" xmlns:w16cid="http://schemas.microsoft.com/office/word/2016/wordml/cid" xmlns:w16="http://schemas.microsoft.com/office/word/2018/wordml" xmlns:w16du="http://schemas.microsoft.com/office/word/2023/wordml/word16du" xmlns:w16sdtdh="http://schemas.microsoft.com/office/word/2020/wordml/sdtdatahash" xmlns:w16se="http://schemas.microsoft.com/office/word/2015/wordml/symex" xmlns:sl="http://schemas.openxmlformats.org/schemaLibrary/2006/main" mc:Ignorable="w14 w15 w16se w16cid w16 w16cex w16sdtdh w16du">
+<w:settings xmlns:mc="http://schemas.openxmlformats.org/markup-compatibility/2006" xmlns:o="urn:schemas-microsoft-com:office:office" xmlns:r="http://schemas.openxmlformats.org/officeDocument/2006/relationships" xmlns:m="http://schemas.openxmlformats.org/officeDocument/2006/math" xmlns:v="urn:schemas-microsoft-com:vml" xmlns:w10="urn:schemas-microsoft-com:office:word" xmlns:w="http://schemas.openxmlformats.org/wordprocessingml/2006/main" xmlns:w14="http://schemas.microsoft.com/office/word/2010/wordml" xmlns:w15="http://schemas.microsoft.com/office/word/2012/wordml" xmlns:w16cex="http://schemas.microsoft.com/office/word/2018/wordml/cex" xmlns:w16cid="http://schemas.microsoft.com/office/word/2016/wordml/cid" xmlns:w16="http://schemas.microsoft.com/office/word/2018/wordml" xmlns:w16du="http://schemas.microsoft.com/office/word/2023/wordml/word16du" xmlns:w16sdtdh="http://schemas.microsoft.com/office/word/2020/wordml/sdtdatahash" xmlns:w16sdtfl="http://schemas.microsoft.com/office/word/2024/wordml/sdtformatlock" xmlns:w16se="http://schemas.microsoft.com/office/word/2015/wordml/symex" xmlns:sl="http://schemas.openxmlformats.org/schemaLibrary/2006/main" mc:Ignorable="w14 w15 w16se w16cid w16 w16cex w16sdtdh w16sdtfl w16du">
   <w:view w:val="normal"/>
   <w:defaultTabStop w:val="720"/>
   <w:characterSpacingControl w:val="doNotCompress"/>
@@ -6028,6 +6022,7 @@
   </w:compat>
   <w:rsids>
     <w:rsidRoot w:val="00BC5507"/>
+    <w:rsid w:val="00071F25"/>
     <w:rsid w:val="0022760B"/>
     <w:rsid w:val="0039271C"/>
     <w:rsid w:val="00410D74"/>
@@ -6035,6 +6030,7 @@
     <w:rsid w:val="0065623C"/>
     <w:rsid w:val="006D0F87"/>
     <w:rsid w:val="00714B9B"/>
+    <w:rsid w:val="008F1433"/>
     <w:rsid w:val="00A04193"/>
     <w:rsid w:val="00AB5173"/>
     <w:rsid w:val="00B0100F"/>
@@ -6063,7 +6059,7 @@
 </file>
 
 <file path=word/glossary/styles.xml><?xml version="1.0" encoding="utf-8"?>
-<w:styles xmlns:mc="http://schemas.openxmlformats.org/markup-compatibility/2006" xmlns:r="http://schemas.openxmlformats.org/officeDocument/2006/relationships" xmlns:w="http://schemas.openxmlformats.org/wordprocessingml/2006/main" xmlns:w14="http://schemas.microsoft.com/office/word/2010/wordml" xmlns:w15="http://schemas.microsoft.com/office/word/2012/wordml" xmlns:w16cex="http://schemas.microsoft.com/office/word/2018/wordml/cex" xmlns:w16cid="http://schemas.microsoft.com/office/word/2016/wordml/cid" xmlns:w16="http://schemas.microsoft.com/office/word/2018/wordml" xmlns:w16du="http://schemas.microsoft.com/office/word/2023/wordml/word16du" xmlns:w16sdtdh="http://schemas.microsoft.com/office/word/2020/wordml/sdtdatahash" xmlns:w16se="http://schemas.microsoft.com/office/word/2015/wordml/symex" mc:Ignorable="w14 w15 w16se w16cid w16 w16cex w16sdtdh w16du">
+<w:styles xmlns:mc="http://schemas.openxmlformats.org/markup-compatibility/2006" xmlns:r="http://schemas.openxmlformats.org/officeDocument/2006/relationships" xmlns:w="http://schemas.openxmlformats.org/wordprocessingml/2006/main" xmlns:w14="http://schemas.microsoft.com/office/word/2010/wordml" xmlns:w15="http://schemas.microsoft.com/office/word/2012/wordml" xmlns:w16cex="http://schemas.microsoft.com/office/word/2018/wordml/cex" xmlns:w16cid="http://schemas.microsoft.com/office/word/2016/wordml/cid" xmlns:w16="http://schemas.microsoft.com/office/word/2018/wordml" xmlns:w16du="http://schemas.microsoft.com/office/word/2023/wordml/word16du" xmlns:w16sdtdh="http://schemas.microsoft.com/office/word/2020/wordml/sdtdatahash" xmlns:w16sdtfl="http://schemas.microsoft.com/office/word/2024/wordml/sdtformatlock" xmlns:w16se="http://schemas.microsoft.com/office/word/2015/wordml/symex" mc:Ignorable="w14 w15 w16se w16cid w16 w16cex w16sdtdh w16sdtfl w16du">
   <w:docDefaults>
     <w:rPrDefault>
       <w:rPr>
@@ -6506,7 +6502,7 @@
 </file>
 
 <file path=word/glossary/webSettings.xml><?xml version="1.0" encoding="utf-8"?>
-<w:webSettings xmlns:mc="http://schemas.openxmlformats.org/markup-compatibility/2006" xmlns:r="http://schemas.openxmlformats.org/officeDocument/2006/relationships" xmlns:w="http://schemas.openxmlformats.org/wordprocessingml/2006/main" xmlns:w14="http://schemas.microsoft.com/office/word/2010/wordml" xmlns:w15="http://schemas.microsoft.com/office/word/2012/wordml" xmlns:w16cex="http://schemas.microsoft.com/office/word/2018/wordml/cex" xmlns:w16cid="http://schemas.microsoft.com/office/word/2016/wordml/cid" xmlns:w16="http://schemas.microsoft.com/office/word/2018/wordml" xmlns:w16du="http://schemas.microsoft.com/office/word/2023/wordml/word16du" xmlns:w16sdtdh="http://schemas.microsoft.com/office/word/2020/wordml/sdtdatahash" xmlns:w16se="http://schemas.microsoft.com/office/word/2015/wordml/symex" mc:Ignorable="w14 w15 w16se w16cid w16 w16cex w16sdtdh w16du">
+<w:webSettings xmlns:mc="http://schemas.openxmlformats.org/markup-compatibility/2006" xmlns:r="http://schemas.openxmlformats.org/officeDocument/2006/relationships" xmlns:w="http://schemas.openxmlformats.org/wordprocessingml/2006/main" xmlns:w14="http://schemas.microsoft.com/office/word/2010/wordml" xmlns:w15="http://schemas.microsoft.com/office/word/2012/wordml" xmlns:w16cex="http://schemas.microsoft.com/office/word/2018/wordml/cex" xmlns:w16cid="http://schemas.microsoft.com/office/word/2016/wordml/cid" xmlns:w16="http://schemas.microsoft.com/office/word/2018/wordml" xmlns:w16du="http://schemas.microsoft.com/office/word/2023/wordml/word16du" xmlns:w16sdtdh="http://schemas.microsoft.com/office/word/2020/wordml/sdtdatahash" xmlns:w16sdtfl="http://schemas.microsoft.com/office/word/2024/wordml/sdtformatlock" xmlns:w16se="http://schemas.microsoft.com/office/word/2015/wordml/symex" mc:Ignorable="w14 w15 w16se w16cid w16 w16cex w16sdtdh w16sdtfl w16du">
   <w:optimizeForBrowser/>
   <w:allowPNG/>
 </w:webSettings>
@@ -6756,14 +6752,6 @@
 </file>
 
 <file path=customXml/item1.xml><?xml version="1.0" encoding="utf-8"?>
-<p:properties xmlns:p="http://schemas.microsoft.com/office/2006/metadata/properties" xmlns:xsi="http://www.w3.org/2001/XMLSchema-instance" xmlns:pc="http://schemas.microsoft.com/office/infopath/2007/PartnerControls">
-  <documentManagement>
-    <CodeofPracticeArea xmlns="46765bbe-c8f8-420d-9195-86969fce2ee8" xsi:nil="true"/>
-  </documentManagement>
-</p:properties>
-</file>
-
-<file path=customXml/item2.xml><?xml version="1.0" encoding="utf-8"?>
 <?mso-contentType ?>
 <FormTemplates xmlns="http://schemas.microsoft.com/sharepoint/v3/contenttype/forms">
   <Display>DocumentLibraryForm</Display>
@@ -6772,7 +6760,19 @@
 </FormTemplates>
 </file>
 
+<file path=customXml/item2.xml><?xml version="1.0" encoding="utf-8"?>
+<p:properties xmlns:p="http://schemas.microsoft.com/office/2006/metadata/properties" xmlns:xsi="http://www.w3.org/2001/XMLSchema-instance" xmlns:pc="http://schemas.microsoft.com/office/infopath/2007/PartnerControls">
+  <documentManagement>
+    <CodeofPracticeArea xmlns="46765bbe-c8f8-420d-9195-86969fce2ee8" xsi:nil="true"/>
+  </documentManagement>
+</p:properties>
+</file>
+
 <file path=customXml/item3.xml><?xml version="1.0" encoding="utf-8"?>
+<b:Sources xmlns:b="http://schemas.openxmlformats.org/officeDocument/2006/bibliography" xmlns="http://schemas.openxmlformats.org/officeDocument/2006/bibliography" SelectedStyle="\APASixthEditionOfficeOnline.xsl" StyleName="APA" Version="6"/>
+</file>
+
+<file path=customXml/item4.xml><?xml version="1.0" encoding="utf-8"?>
 <ct:contentTypeSchema xmlns:ct="http://schemas.microsoft.com/office/2006/metadata/contentType" xmlns:ma="http://schemas.microsoft.com/office/2006/metadata/properties/metaAttributes" ct:_="" ma:_="" ma:contentTypeName="Document" ma:contentTypeID="0x0101006FEA4C53B746E94690A2D2779EA3A212" ma:contentTypeVersion="6" ma:contentTypeDescription="Create a new document." ma:contentTypeScope="" ma:versionID="00d3e3f3bc328837a20c2e22e19c095f">
   <xsd:schema xmlns:xsd="http://www.w3.org/2001/XMLSchema" xmlns:xs="http://www.w3.org/2001/XMLSchema" xmlns:p="http://schemas.microsoft.com/office/2006/metadata/properties" xmlns:ns2="46765bbe-c8f8-420d-9195-86969fce2ee8" xmlns:ns3="d7603273-e2cd-41f3-b8bd-db88c5b2d89a" targetNamespace="http://schemas.microsoft.com/office/2006/metadata/properties" ma:root="true" ma:fieldsID="def79d6b71b14cb5563aeb901c332009" ns2:_="" ns3:_="">
     <xsd:import namespace="46765bbe-c8f8-420d-9195-86969fce2ee8"/>
@@ -6951,11 +6951,15 @@
 </ct:contentTypeSchema>
 </file>
 
-<file path=customXml/item4.xml><?xml version="1.0" encoding="utf-8"?>
-<b:Sources xmlns:b="http://schemas.openxmlformats.org/officeDocument/2006/bibliography" xmlns="http://schemas.openxmlformats.org/officeDocument/2006/bibliography" SelectedStyle="\APASixthEditionOfficeOnline.xsl" StyleName="APA" Version="6"/>
+<file path=customXml/itemProps1.xml><?xml version="1.0" encoding="utf-8"?>
+<ds:datastoreItem xmlns:ds="http://schemas.openxmlformats.org/officeDocument/2006/customXml" ds:itemID="{909CB5D3-5BFD-4BBC-9F32-751451F9C34C}">
+  <ds:schemaRefs>
+    <ds:schemaRef ds:uri="http://schemas.microsoft.com/sharepoint/v3/contenttype/forms"/>
+  </ds:schemaRefs>
+</ds:datastoreItem>
 </file>
 
-<file path=customXml/itemProps1.xml><?xml version="1.0" encoding="utf-8"?>
+<file path=customXml/itemProps2.xml><?xml version="1.0" encoding="utf-8"?>
 <ds:datastoreItem xmlns:ds="http://schemas.openxmlformats.org/officeDocument/2006/customXml" ds:itemID="{6BA2688C-114F-4086-A3A1-6C7FB0D8A225}">
   <ds:schemaRefs>
     <ds:schemaRef ds:uri="http://schemas.microsoft.com/office/2006/metadata/properties"/>
@@ -6965,15 +6969,15 @@
 </ds:datastoreItem>
 </file>
 
-<file path=customXml/itemProps2.xml><?xml version="1.0" encoding="utf-8"?>
-<ds:datastoreItem xmlns:ds="http://schemas.openxmlformats.org/officeDocument/2006/customXml" ds:itemID="{909CB5D3-5BFD-4BBC-9F32-751451F9C34C}">
+<file path=customXml/itemProps3.xml><?xml version="1.0" encoding="utf-8"?>
+<ds:datastoreItem xmlns:ds="http://schemas.openxmlformats.org/officeDocument/2006/customXml" ds:itemID="{3849E116-B3D2-4241-A515-0A0CC5376A28}">
   <ds:schemaRefs>
-    <ds:schemaRef ds:uri="http://schemas.microsoft.com/sharepoint/v3/contenttype/forms"/>
+    <ds:schemaRef ds:uri="http://schemas.openxmlformats.org/officeDocument/2006/bibliography"/>
   </ds:schemaRefs>
 </ds:datastoreItem>
 </file>
 
-<file path=customXml/itemProps3.xml><?xml version="1.0" encoding="utf-8"?>
+<file path=customXml/itemProps4.xml><?xml version="1.0" encoding="utf-8"?>
 <ds:datastoreItem xmlns:ds="http://schemas.openxmlformats.org/officeDocument/2006/customXml" ds:itemID="{01D9D78F-5D4C-4BB1-8429-CEF95A8ECEE9}">
   <ds:schemaRefs>
     <ds:schemaRef ds:uri="http://schemas.microsoft.com/office/2006/metadata/contentType"/>
@@ -6992,16 +6996,8 @@
 </ds:datastoreItem>
 </file>
 
-<file path=customXml/itemProps4.xml><?xml version="1.0" encoding="utf-8"?>
-<ds:datastoreItem xmlns:ds="http://schemas.openxmlformats.org/officeDocument/2006/customXml" ds:itemID="{3849E116-B3D2-4241-A515-0A0CC5376A28}">
-  <ds:schemaRefs>
-    <ds:schemaRef ds:uri="http://schemas.openxmlformats.org/officeDocument/2006/bibliography"/>
-  </ds:schemaRefs>
-</ds:datastoreItem>
-</file>
-
 <file path=docMetadata/LabelInfo.xml><?xml version="1.0" encoding="utf-8"?>
 <clbl:labelList xmlns:clbl="http://schemas.microsoft.com/office/2020/mipLabelMetadata">
-  <clbl:label id="{10efe0bd-a030-4bca-809c-b5e6745e499a}" enabled="0" method="" siteId="{10efe0bd-a030-4bca-809c-b5e6745e499a}" removed="1"/>
+  <clbl:label id="{b4199b9c-a89e-442f-9799-431511f14748}" enabled="1" method="Privileged" siteId="{10efe0bd-a030-4bca-809c-b5e6745e499a}" contentBits="0" removed="0"/>
 </clbl:labelList>
 </file>